--- a/paidagogiko/sxedia  mathimatos/empty-aristos-zakaki.docx
+++ b/paidagogiko/sxedia  mathimatos/empty-aristos-zakaki.docx
@@ -3307,12 +3307,6 @@
       </w:rPr>
       <w:tab/>
       <w:t>Γυμνάσιο</w:t>
-    </w:r>
-    <w:r>
-      <w:rPr>
-        <w:lang w:val="el-GR"/>
-      </w:rPr>
-      <w:t>/</w:t>
     </w:r>
     <w:r>
       <w:rPr>
